--- a/apply/resume_english.docx
+++ b/apply/resume_english.docx
@@ -394,7 +394,7 @@
               <w:spacing w:line="216" w:lineRule="auto"/>
               <w:ind w:left="720" w:hanging="720"/>
               <w:rPr>
-                <w:rFonts w:ascii="맑은 고딕" w:eastAsia="맑은 고딕" w:hAnsi="맑은 고딕" w:cs="맑은 고딕"/>
+                <w:rFonts w:ascii="맑은 고딕" w:eastAsia="맑은 고딕" w:hAnsi="맑은 고딕" w:cs="맑은 고딕" w:hint="eastAsia"/>
                 <w:b/>
                 <w:bCs/>
                 <w:sz w:val="20"/>
@@ -409,7 +409,37 @@
                 <w:sz w:val="20"/>
                 <w:szCs w:val="20"/>
               </w:rPr>
-              <w:t>Lipschitz constant of deep neural network</w:t>
+              <w:t>Lipschitz constant</w:t>
+            </w:r>
+            <w:r>
+              <w:rPr>
+                <w:rFonts w:ascii="맑은 고딕" w:eastAsia="맑은 고딕" w:hAnsi="맑은 고딕" w:cs="맑은 고딕" w:hint="eastAsia"/>
+                <w:b/>
+                <w:bCs/>
+                <w:sz w:val="20"/>
+                <w:szCs w:val="20"/>
+              </w:rPr>
+              <w:t>s</w:t>
+            </w:r>
+            <w:r>
+              <w:rPr>
+                <w:rFonts w:ascii="맑은 고딕" w:eastAsia="맑은 고딕" w:hAnsi="맑은 고딕" w:cs="맑은 고딕"/>
+                <w:b/>
+                <w:bCs/>
+                <w:sz w:val="20"/>
+                <w:szCs w:val="20"/>
+              </w:rPr>
+              <w:t xml:space="preserve"> of deep neural network</w:t>
+            </w:r>
+            <w:r>
+              <w:rPr>
+                <w:rFonts w:ascii="맑은 고딕" w:eastAsia="맑은 고딕" w:hAnsi="맑은 고딕" w:cs="맑은 고딕" w:hint="eastAsia"/>
+                <w:b/>
+                <w:bCs/>
+                <w:sz w:val="20"/>
+                <w:szCs w:val="20"/>
+              </w:rPr>
+              <w:t>s</w:t>
             </w:r>
           </w:p>
           <w:p>
@@ -3624,7 +3654,7 @@
               <w:spacing w:line="216" w:lineRule="auto"/>
               <w:jc w:val="right"/>
               <w:rPr>
-                <w:rFonts w:ascii="맑은 고딕" w:eastAsia="맑은 고딕" w:hAnsi="맑은 고딕" w:cs="맑은 고딕" w:hint="eastAsia"/>
+                <w:rFonts w:ascii="맑은 고딕" w:eastAsia="맑은 고딕" w:hAnsi="맑은 고딕" w:cs="맑은 고딕"/>
                 <w:sz w:val="20"/>
                 <w:szCs w:val="20"/>
               </w:rPr>
@@ -3707,7 +3737,7 @@
               <w:spacing w:line="216" w:lineRule="auto"/>
               <w:jc w:val="right"/>
               <w:rPr>
-                <w:rFonts w:ascii="맑은 고딕" w:eastAsia="맑은 고딕" w:hAnsi="맑은 고딕" w:cs="맑은 고딕" w:hint="eastAsia"/>
+                <w:rFonts w:ascii="맑은 고딕" w:eastAsia="맑은 고딕" w:hAnsi="맑은 고딕" w:cs="맑은 고딕"/>
                 <w:sz w:val="20"/>
                 <w:szCs w:val="20"/>
               </w:rPr>

--- a/apply/resume_english.docx
+++ b/apply/resume_english.docx
@@ -14,6 +14,7 @@
           <w:szCs w:val="36"/>
         </w:rPr>
       </w:pPr>
+      <w:proofErr w:type="spellStart"/>
       <w:r>
         <w:rPr>
           <w:rFonts w:ascii="맑은 고딕" w:eastAsia="맑은 고딕" w:hAnsi="맑은 고딕" w:cs="맑은 고딕" w:hint="eastAsia"/>
@@ -21,8 +22,19 @@
           <w:sz w:val="36"/>
           <w:szCs w:val="36"/>
         </w:rPr>
-        <w:t>김선중 (</w:t>
+        <w:t>김선중</w:t>
       </w:r>
+      <w:proofErr w:type="spellEnd"/>
+      <w:r>
+        <w:rPr>
+          <w:rFonts w:ascii="맑은 고딕" w:eastAsia="맑은 고딕" w:hAnsi="맑은 고딕" w:cs="맑은 고딕" w:hint="eastAsia"/>
+          <w:color w:val="auto"/>
+          <w:sz w:val="36"/>
+          <w:szCs w:val="36"/>
+        </w:rPr>
+        <w:t xml:space="preserve"> (</w:t>
+      </w:r>
+      <w:proofErr w:type="spellStart"/>
       <w:r>
         <w:rPr>
           <w:rFonts w:ascii="맑은 고딕" w:eastAsia="맑은 고딕" w:hAnsi="맑은 고딕" w:cs="맑은 고딕"/>
@@ -30,7 +42,17 @@
           <w:sz w:val="36"/>
           <w:szCs w:val="36"/>
         </w:rPr>
-        <w:t>SunJoong, Kim</w:t>
+        <w:t>SunJoong</w:t>
+      </w:r>
+      <w:proofErr w:type="spellEnd"/>
+      <w:r>
+        <w:rPr>
+          <w:rFonts w:ascii="맑은 고딕" w:eastAsia="맑은 고딕" w:hAnsi="맑은 고딕" w:cs="맑은 고딕"/>
+          <w:color w:val="auto"/>
+          <w:sz w:val="36"/>
+          <w:szCs w:val="36"/>
+        </w:rPr>
+        <w:t>, Kim</w:t>
       </w:r>
       <w:r>
         <w:rPr>
@@ -61,8 +83,39 @@
           <w:sz w:val="20"/>
           <w:szCs w:val="20"/>
         </w:rPr>
-        <w:t>50, Haedeung-ro, Dobong-gu</w:t>
+        <w:t xml:space="preserve">50, </w:t>
       </w:r>
+      <w:proofErr w:type="spellStart"/>
+      <w:r>
+        <w:rPr>
+          <w:rFonts w:ascii="맑은 고딕" w:eastAsia="맑은 고딕" w:hAnsi="맑은 고딕"/>
+          <w:color w:val="auto"/>
+          <w:sz w:val="20"/>
+          <w:szCs w:val="20"/>
+        </w:rPr>
+        <w:t>Haedeung-ro</w:t>
+      </w:r>
+      <w:proofErr w:type="spellEnd"/>
+      <w:r>
+        <w:rPr>
+          <w:rFonts w:ascii="맑은 고딕" w:eastAsia="맑은 고딕" w:hAnsi="맑은 고딕"/>
+          <w:color w:val="auto"/>
+          <w:sz w:val="20"/>
+          <w:szCs w:val="20"/>
+        </w:rPr>
+        <w:t>, Dobong-</w:t>
+      </w:r>
+      <w:proofErr w:type="spellStart"/>
+      <w:r>
+        <w:rPr>
+          <w:rFonts w:ascii="맑은 고딕" w:eastAsia="맑은 고딕" w:hAnsi="맑은 고딕"/>
+          <w:color w:val="auto"/>
+          <w:sz w:val="20"/>
+          <w:szCs w:val="20"/>
+        </w:rPr>
+        <w:t>gu</w:t>
+      </w:r>
+      <w:proofErr w:type="spellEnd"/>
       <w:r>
         <w:rPr>
           <w:rFonts w:ascii="맑은 고딕" w:eastAsia="맑은 고딕" w:hAnsi="맑은 고딕"/>
@@ -394,7 +447,7 @@
               <w:spacing w:line="216" w:lineRule="auto"/>
               <w:ind w:left="720" w:hanging="720"/>
               <w:rPr>
-                <w:rFonts w:ascii="맑은 고딕" w:eastAsia="맑은 고딕" w:hAnsi="맑은 고딕" w:cs="맑은 고딕" w:hint="eastAsia"/>
+                <w:rFonts w:ascii="맑은 고딕" w:eastAsia="맑은 고딕" w:hAnsi="맑은 고딕" w:cs="맑은 고딕"/>
                 <w:b/>
                 <w:bCs/>
                 <w:sz w:val="20"/>
@@ -634,25 +687,47 @@
                 <w:sz w:val="20"/>
                 <w:szCs w:val="20"/>
               </w:rPr>
-              <w:t>Distribution of TeX Template for Korea university graduate school</w:t>
-            </w:r>
-          </w:p>
-          <w:p>
-            <w:pPr>
-              <w:pStyle w:val="a"/>
-              <w:numPr>
-                <w:ilvl w:val="0"/>
-                <w:numId w:val="0"/>
-              </w:numPr>
-              <w:spacing w:line="216" w:lineRule="auto"/>
-              <w:ind w:left="720" w:hanging="720"/>
-              <w:rPr>
-                <w:rFonts w:ascii="맑은 고딕" w:eastAsia="맑은 고딕" w:hAnsi="맑은 고딕" w:cs="맑은 고딕"/>
+              <w:t xml:space="preserve">Distribution of </w:t>
+            </w:r>
+            <w:proofErr w:type="spellStart"/>
+            <w:r>
+              <w:rPr>
+                <w:rFonts w:ascii="맑은 고딕" w:eastAsia="맑은 고딕" w:hAnsi="맑은 고딕" w:cs="맑은 고딕" w:hint="eastAsia"/>
                 <w:b/>
                 <w:bCs/>
                 <w:sz w:val="20"/>
                 <w:szCs w:val="20"/>
               </w:rPr>
+              <w:t>TeX</w:t>
+            </w:r>
+            <w:proofErr w:type="spellEnd"/>
+            <w:r>
+              <w:rPr>
+                <w:rFonts w:ascii="맑은 고딕" w:eastAsia="맑은 고딕" w:hAnsi="맑은 고딕" w:cs="맑은 고딕" w:hint="eastAsia"/>
+                <w:b/>
+                <w:bCs/>
+                <w:sz w:val="20"/>
+                <w:szCs w:val="20"/>
+              </w:rPr>
+              <w:t xml:space="preserve"> Template for Korea university graduate school</w:t>
+            </w:r>
+          </w:p>
+          <w:p>
+            <w:pPr>
+              <w:pStyle w:val="a"/>
+              <w:numPr>
+                <w:ilvl w:val="0"/>
+                <w:numId w:val="0"/>
+              </w:numPr>
+              <w:spacing w:line="216" w:lineRule="auto"/>
+              <w:ind w:left="720" w:hanging="720"/>
+              <w:rPr>
+                <w:rFonts w:ascii="맑은 고딕" w:eastAsia="맑은 고딕" w:hAnsi="맑은 고딕" w:cs="맑은 고딕"/>
+                <w:b/>
+                <w:bCs/>
+                <w:sz w:val="20"/>
+                <w:szCs w:val="20"/>
+              </w:rPr>
             </w:pPr>
             <w:r>
               <w:rPr>
@@ -662,13 +737,23 @@
               </w:rPr>
               <w:t xml:space="preserve">· </w:t>
             </w:r>
+            <w:proofErr w:type="spellStart"/>
             <w:r>
               <w:rPr>
                 <w:rFonts w:ascii="맑은 고딕" w:eastAsia="맑은 고딕" w:hAnsi="맑은 고딕" w:hint="eastAsia"/>
                 <w:sz w:val="20"/>
                 <w:szCs w:val="20"/>
               </w:rPr>
-              <w:t xml:space="preserve">TeX template for </w:t>
+              <w:t>TeX</w:t>
+            </w:r>
+            <w:proofErr w:type="spellEnd"/>
+            <w:r>
+              <w:rPr>
+                <w:rFonts w:ascii="맑은 고딕" w:eastAsia="맑은 고딕" w:hAnsi="맑은 고딕" w:hint="eastAsia"/>
+                <w:sz w:val="20"/>
+                <w:szCs w:val="20"/>
+              </w:rPr>
+              <w:t xml:space="preserve"> template for </w:t>
             </w:r>
             <w:r>
               <w:rPr>
@@ -1010,6 +1095,7 @@
                 <w:szCs w:val="20"/>
               </w:rPr>
             </w:pPr>
+            <w:proofErr w:type="spellStart"/>
             <w:r>
               <w:rPr>
                 <w:rFonts w:ascii="맑은 고딕" w:eastAsia="맑은 고딕" w:hAnsi="맑은 고딕" w:cs="맑은 고딕" w:hint="eastAsia"/>
@@ -1018,8 +1104,9 @@
                 <w:sz w:val="20"/>
                 <w:szCs w:val="20"/>
               </w:rPr>
-              <w:t>UI networks</w:t>
-            </w:r>
+              <w:t>ECMiner</w:t>
+            </w:r>
+            <w:proofErr w:type="spellEnd"/>
             <w:r>
               <w:rPr>
                 <w:rFonts w:ascii="맑은 고딕" w:eastAsia="맑은 고딕" w:hAnsi="맑은 고딕" w:cs="맑은 고딕"/>
@@ -1038,17 +1125,17 @@
                 <w:sz w:val="20"/>
                 <w:szCs w:val="20"/>
               </w:rPr>
-              <w:t xml:space="preserve"> 교통연구본부,</w:t>
-            </w:r>
-            <w:r>
-              <w:rPr>
-                <w:rFonts w:ascii="맑은 고딕" w:eastAsia="맑은 고딕" w:hAnsi="맑은 고딕" w:cs="맑은 고딕"/>
+              <w:t xml:space="preserve"> </w:t>
+            </w:r>
+            <w:r>
+              <w:rPr>
+                <w:rFonts w:ascii="맑은 고딕" w:eastAsia="맑은 고딕" w:hAnsi="맑은 고딕" w:cs="맑은 고딕" w:hint="eastAsia"/>
                 <w:b/>
                 <w:bCs/>
                 <w:sz w:val="20"/>
                 <w:szCs w:val="20"/>
               </w:rPr>
-              <w:t xml:space="preserve"> </w:t>
+              <w:t>AI컨설팅본부</w:t>
             </w:r>
             <w:r>
               <w:rPr>
@@ -1058,6 +1145,26 @@
                 <w:sz w:val="20"/>
                 <w:szCs w:val="20"/>
               </w:rPr>
+              <w:t>,</w:t>
+            </w:r>
+            <w:r>
+              <w:rPr>
+                <w:rFonts w:ascii="맑은 고딕" w:eastAsia="맑은 고딕" w:hAnsi="맑은 고딕" w:cs="맑은 고딕"/>
+                <w:b/>
+                <w:bCs/>
+                <w:sz w:val="20"/>
+                <w:szCs w:val="20"/>
+              </w:rPr>
+              <w:t xml:space="preserve"> </w:t>
+            </w:r>
+            <w:r>
+              <w:rPr>
+                <w:rFonts w:ascii="맑은 고딕" w:eastAsia="맑은 고딕" w:hAnsi="맑은 고딕" w:cs="맑은 고딕" w:hint="eastAsia"/>
+                <w:b/>
+                <w:bCs/>
+                <w:sz w:val="20"/>
+                <w:szCs w:val="20"/>
+              </w:rPr>
               <w:t>대리</w:t>
             </w:r>
           </w:p>
@@ -1103,37 +1210,18 @@
               <w:spacing w:line="216" w:lineRule="auto"/>
               <w:ind w:firstLineChars="100" w:firstLine="200"/>
               <w:rPr>
-                <w:rFonts w:ascii="맑은 고딕" w:eastAsia="맑은 고딕" w:hAnsi="맑은 고딕"/>
-                <w:sz w:val="20"/>
-                <w:szCs w:val="20"/>
-              </w:rPr>
-            </w:pPr>
-            <w:r>
-              <w:rPr>
                 <w:rFonts w:ascii="맑은 고딕" w:eastAsia="맑은 고딕" w:hAnsi="맑은 고딕" w:hint="eastAsia"/>
                 <w:sz w:val="20"/>
                 <w:szCs w:val="20"/>
               </w:rPr>
+            </w:pPr>
+            <w:r>
+              <w:rPr>
+                <w:rFonts w:ascii="맑은 고딕" w:eastAsia="맑은 고딕" w:hAnsi="맑은 고딕" w:hint="eastAsia"/>
+                <w:sz w:val="20"/>
+                <w:szCs w:val="20"/>
+              </w:rPr>
               <w:t>- signal generation: simultaneous signal via signal DB</w:t>
-            </w:r>
-          </w:p>
-          <w:p>
-            <w:pPr>
-              <w:pStyle w:val="a"/>
-              <w:numPr>
-                <w:ilvl w:val="0"/>
-                <w:numId w:val="0"/>
-              </w:numPr>
-              <w:spacing w:line="216" w:lineRule="auto"/>
-              <w:ind w:firstLineChars="100" w:firstLine="200"/>
-            </w:pPr>
-            <w:r>
-              <w:rPr>
-                <w:rFonts w:ascii="맑은 고딕" w:eastAsia="맑은 고딕" w:hAnsi="맑은 고딕" w:hint="eastAsia"/>
-                <w:sz w:val="20"/>
-                <w:szCs w:val="20"/>
-              </w:rPr>
-              <w:t>- traffic assignment: align traffic volume using linear programming</w:t>
             </w:r>
           </w:p>
         </w:tc>
@@ -1156,38 +1244,6 @@
                 <w:szCs w:val="20"/>
               </w:rPr>
             </w:pPr>
-            <w:r>
-              <w:rPr>
-                <w:rFonts w:ascii="맑은 고딕" w:eastAsia="맑은 고딕" w:hAnsi="맑은 고딕" w:cs="맑은 고딕"/>
-                <w:sz w:val="20"/>
-                <w:szCs w:val="20"/>
-              </w:rPr>
-              <w:t>202</w:t>
-            </w:r>
-            <w:r>
-              <w:rPr>
-                <w:rFonts w:ascii="맑은 고딕" w:eastAsia="맑은 고딕" w:hAnsi="맑은 고딕" w:cs="맑은 고딕" w:hint="eastAsia"/>
-                <w:sz w:val="20"/>
-                <w:szCs w:val="20"/>
-              </w:rPr>
-              <w:t>3.09</w:t>
-            </w:r>
-            <w:r>
-              <w:rPr>
-                <w:rFonts w:ascii="맑은 고딕" w:eastAsia="맑은 고딕" w:hAnsi="맑은 고딕" w:cs="맑은 고딕"/>
-                <w:sz w:val="20"/>
-                <w:szCs w:val="20"/>
-              </w:rPr>
-              <w:t xml:space="preserve"> –202</w:t>
-            </w:r>
-            <w:r>
-              <w:rPr>
-                <w:rFonts w:ascii="맑은 고딕" w:eastAsia="맑은 고딕" w:hAnsi="맑은 고딕" w:cs="맑은 고딕" w:hint="eastAsia"/>
-                <w:sz w:val="20"/>
-                <w:szCs w:val="20"/>
-              </w:rPr>
-              <w:t>4.10</w:t>
-            </w:r>
           </w:p>
         </w:tc>
       </w:tr>
@@ -1218,24 +1274,15 @@
             </w:pPr>
             <w:r>
               <w:rPr>
-                <w:rFonts w:ascii="맑은 고딕" w:eastAsia="맑은 고딕" w:hAnsi="맑은 고딕" w:cs="맑은 고딕"/>
+                <w:rFonts w:ascii="맑은 고딕" w:eastAsia="맑은 고딕" w:hAnsi="맑은 고딕" w:cs="맑은 고딕" w:hint="eastAsia"/>
                 <w:b/>
                 <w:bCs/>
                 <w:sz w:val="20"/>
                 <w:szCs w:val="20"/>
               </w:rPr>
-              <w:t>IBEDU, math teacher</w:t>
-            </w:r>
-          </w:p>
-          <w:p>
-            <w:pPr>
-              <w:pStyle w:val="a"/>
-              <w:numPr>
-                <w:ilvl w:val="0"/>
-                <w:numId w:val="0"/>
-              </w:numPr>
-              <w:spacing w:line="216" w:lineRule="auto"/>
-              <w:ind w:left="720" w:hanging="720"/>
+              <w:t>UI networks</w:t>
+            </w:r>
+            <w:r>
               <w:rPr>
                 <w:rFonts w:ascii="맑은 고딕" w:eastAsia="맑은 고딕" w:hAnsi="맑은 고딕" w:cs="맑은 고딕"/>
                 <w:b/>
@@ -1243,6 +1290,53 @@
                 <w:sz w:val="20"/>
                 <w:szCs w:val="20"/>
               </w:rPr>
+              <w:t>,</w:t>
+            </w:r>
+            <w:r>
+              <w:rPr>
+                <w:rFonts w:ascii="맑은 고딕" w:eastAsia="맑은 고딕" w:hAnsi="맑은 고딕" w:cs="맑은 고딕" w:hint="eastAsia"/>
+                <w:b/>
+                <w:bCs/>
+                <w:sz w:val="20"/>
+                <w:szCs w:val="20"/>
+              </w:rPr>
+              <w:t xml:space="preserve"> 교통연구본부,</w:t>
+            </w:r>
+            <w:r>
+              <w:rPr>
+                <w:rFonts w:ascii="맑은 고딕" w:eastAsia="맑은 고딕" w:hAnsi="맑은 고딕" w:cs="맑은 고딕"/>
+                <w:b/>
+                <w:bCs/>
+                <w:sz w:val="20"/>
+                <w:szCs w:val="20"/>
+              </w:rPr>
+              <w:t xml:space="preserve"> </w:t>
+            </w:r>
+            <w:r>
+              <w:rPr>
+                <w:rFonts w:ascii="맑은 고딕" w:eastAsia="맑은 고딕" w:hAnsi="맑은 고딕" w:cs="맑은 고딕" w:hint="eastAsia"/>
+                <w:b/>
+                <w:bCs/>
+                <w:sz w:val="20"/>
+                <w:szCs w:val="20"/>
+              </w:rPr>
+              <w:t>대리</w:t>
+            </w:r>
+          </w:p>
+          <w:p>
+            <w:pPr>
+              <w:pStyle w:val="a"/>
+              <w:numPr>
+                <w:ilvl w:val="0"/>
+                <w:numId w:val="0"/>
+              </w:numPr>
+              <w:spacing w:line="216" w:lineRule="auto"/>
+              <w:ind w:left="215" w:hanging="215"/>
+              <w:rPr>
+                <w:rFonts w:ascii="맑은 고딕" w:eastAsia="맑은 고딕" w:hAnsi="맑은 고딕"/>
+                <w:sz w:val="20"/>
+                <w:szCs w:val="20"/>
+              </w:rPr>
             </w:pPr>
             <w:r>
               <w:rPr>
@@ -1254,11 +1348,54 @@
             </w:r>
             <w:r>
               <w:rPr>
+                <w:rFonts w:ascii="맑은 고딕" w:eastAsia="맑은 고딕" w:hAnsi="맑은 고딕" w:hint="eastAsia"/>
+                <w:sz w:val="20"/>
+                <w:szCs w:val="20"/>
+              </w:rPr>
+              <w:t>Development and distribution of signal generation and traffic assignment algorithms in Seongnam ITS(intelligent transport system)</w:t>
+            </w:r>
+          </w:p>
+          <w:p>
+            <w:pPr>
+              <w:pStyle w:val="a"/>
+              <w:numPr>
+                <w:ilvl w:val="0"/>
+                <w:numId w:val="0"/>
+              </w:numPr>
+              <w:spacing w:line="216" w:lineRule="auto"/>
+              <w:ind w:firstLineChars="100" w:firstLine="200"/>
+              <w:rPr>
                 <w:rFonts w:ascii="맑은 고딕" w:eastAsia="맑은 고딕" w:hAnsi="맑은 고딕"/>
                 <w:sz w:val="20"/>
                 <w:szCs w:val="20"/>
               </w:rPr>
-              <w:t>Teaching mathematics online 20+ students</w:t>
+            </w:pPr>
+            <w:r>
+              <w:rPr>
+                <w:rFonts w:ascii="맑은 고딕" w:eastAsia="맑은 고딕" w:hAnsi="맑은 고딕" w:hint="eastAsia"/>
+                <w:sz w:val="20"/>
+                <w:szCs w:val="20"/>
+              </w:rPr>
+              <w:t>- signal generation: simultaneous signal via signal DB</w:t>
+            </w:r>
+          </w:p>
+          <w:p>
+            <w:pPr>
+              <w:pStyle w:val="a"/>
+              <w:numPr>
+                <w:ilvl w:val="0"/>
+                <w:numId w:val="0"/>
+              </w:numPr>
+              <w:spacing w:line="216" w:lineRule="auto"/>
+              <w:ind w:firstLineChars="100" w:firstLine="200"/>
+            </w:pPr>
+            <w:r>
+              <w:rPr>
+                <w:rFonts w:ascii="맑은 고딕" w:eastAsia="맑은 고딕" w:hAnsi="맑은 고딕" w:hint="eastAsia"/>
+                <w:sz w:val="20"/>
+                <w:szCs w:val="20"/>
+              </w:rPr>
+              <w:t>- traffic assignment: align traffic volume using linear programming</w:t>
             </w:r>
           </w:p>
         </w:tc>
@@ -1287,31 +1424,31 @@
                 <w:sz w:val="20"/>
                 <w:szCs w:val="20"/>
               </w:rPr>
-              <w:t>2021</w:t>
-            </w:r>
-            <w:r>
-              <w:rPr>
-                <w:rFonts w:ascii="맑은 고딕" w:eastAsia="맑은 고딕" w:hAnsi="맑은 고딕" w:cs="맑은 고딕" w:hint="eastAsia"/>
-                <w:sz w:val="20"/>
-                <w:szCs w:val="20"/>
-              </w:rPr>
-              <w:t>.12</w:t>
-            </w:r>
-            <w:r>
-              <w:rPr>
-                <w:rFonts w:ascii="맑은 고딕" w:eastAsia="맑은 고딕" w:hAnsi="맑은 고딕" w:cs="맑은 고딕"/>
-                <w:sz w:val="20"/>
-                <w:szCs w:val="20"/>
-              </w:rPr>
-              <w:t xml:space="preserve"> – 2022</w:t>
-            </w:r>
-            <w:r>
-              <w:rPr>
-                <w:rFonts w:ascii="맑은 고딕" w:eastAsia="맑은 고딕" w:hAnsi="맑은 고딕" w:cs="맑은 고딕" w:hint="eastAsia"/>
-                <w:sz w:val="20"/>
-                <w:szCs w:val="20"/>
-              </w:rPr>
-              <w:t>.11</w:t>
+              <w:t>202</w:t>
+            </w:r>
+            <w:r>
+              <w:rPr>
+                <w:rFonts w:ascii="맑은 고딕" w:eastAsia="맑은 고딕" w:hAnsi="맑은 고딕" w:cs="맑은 고딕" w:hint="eastAsia"/>
+                <w:sz w:val="20"/>
+                <w:szCs w:val="20"/>
+              </w:rPr>
+              <w:t>3.09</w:t>
+            </w:r>
+            <w:r>
+              <w:rPr>
+                <w:rFonts w:ascii="맑은 고딕" w:eastAsia="맑은 고딕" w:hAnsi="맑은 고딕" w:cs="맑은 고딕"/>
+                <w:sz w:val="20"/>
+                <w:szCs w:val="20"/>
+              </w:rPr>
+              <w:t xml:space="preserve"> –202</w:t>
+            </w:r>
+            <w:r>
+              <w:rPr>
+                <w:rFonts w:ascii="맑은 고딕" w:eastAsia="맑은 고딕" w:hAnsi="맑은 고딕" w:cs="맑은 고딕" w:hint="eastAsia"/>
+                <w:sz w:val="20"/>
+                <w:szCs w:val="20"/>
+              </w:rPr>
+              <w:t>4.10</w:t>
             </w:r>
           </w:p>
         </w:tc>
@@ -1349,8 +1486,135 @@
                 <w:sz w:val="20"/>
                 <w:szCs w:val="20"/>
               </w:rPr>
+              <w:t>IBEDU, math teacher</w:t>
+            </w:r>
+          </w:p>
+          <w:p>
+            <w:pPr>
+              <w:pStyle w:val="a"/>
+              <w:numPr>
+                <w:ilvl w:val="0"/>
+                <w:numId w:val="0"/>
+              </w:numPr>
+              <w:spacing w:line="216" w:lineRule="auto"/>
+              <w:ind w:left="720" w:hanging="720"/>
+              <w:rPr>
+                <w:rFonts w:ascii="맑은 고딕" w:eastAsia="맑은 고딕" w:hAnsi="맑은 고딕" w:cs="맑은 고딕"/>
+                <w:b/>
+                <w:bCs/>
+                <w:sz w:val="20"/>
+                <w:szCs w:val="20"/>
+              </w:rPr>
+            </w:pPr>
+            <w:r>
+              <w:rPr>
+                <w:rFonts w:ascii="맑은 고딕" w:eastAsia="맑은 고딕" w:hAnsi="맑은 고딕" w:hint="eastAsia"/>
+                <w:sz w:val="20"/>
+                <w:szCs w:val="20"/>
+              </w:rPr>
+              <w:t xml:space="preserve">· </w:t>
+            </w:r>
+            <w:r>
+              <w:rPr>
+                <w:rFonts w:ascii="맑은 고딕" w:eastAsia="맑은 고딕" w:hAnsi="맑은 고딕"/>
+                <w:sz w:val="20"/>
+                <w:szCs w:val="20"/>
+              </w:rPr>
+              <w:t>Teaching mathematics online 20+ students</w:t>
+            </w:r>
+          </w:p>
+        </w:tc>
+        <w:tc>
+          <w:tcPr>
+            <w:tcW w:w="2368" w:type="dxa"/>
+          </w:tcPr>
+          <w:p>
+            <w:pPr>
+              <w:pStyle w:val="a"/>
+              <w:numPr>
+                <w:ilvl w:val="0"/>
+                <w:numId w:val="0"/>
+              </w:numPr>
+              <w:spacing w:line="216" w:lineRule="auto"/>
+              <w:jc w:val="right"/>
+              <w:rPr>
+                <w:rFonts w:ascii="맑은 고딕" w:eastAsia="맑은 고딕" w:hAnsi="맑은 고딕" w:cs="맑은 고딕"/>
+                <w:sz w:val="20"/>
+                <w:szCs w:val="20"/>
+              </w:rPr>
+            </w:pPr>
+            <w:r>
+              <w:rPr>
+                <w:rFonts w:ascii="맑은 고딕" w:eastAsia="맑은 고딕" w:hAnsi="맑은 고딕" w:cs="맑은 고딕"/>
+                <w:sz w:val="20"/>
+                <w:szCs w:val="20"/>
+              </w:rPr>
+              <w:t>2021</w:t>
+            </w:r>
+            <w:r>
+              <w:rPr>
+                <w:rFonts w:ascii="맑은 고딕" w:eastAsia="맑은 고딕" w:hAnsi="맑은 고딕" w:cs="맑은 고딕" w:hint="eastAsia"/>
+                <w:sz w:val="20"/>
+                <w:szCs w:val="20"/>
+              </w:rPr>
+              <w:t>.12</w:t>
+            </w:r>
+            <w:r>
+              <w:rPr>
+                <w:rFonts w:ascii="맑은 고딕" w:eastAsia="맑은 고딕" w:hAnsi="맑은 고딕" w:cs="맑은 고딕"/>
+                <w:sz w:val="20"/>
+                <w:szCs w:val="20"/>
+              </w:rPr>
+              <w:t xml:space="preserve"> – 2022</w:t>
+            </w:r>
+            <w:r>
+              <w:rPr>
+                <w:rFonts w:ascii="맑은 고딕" w:eastAsia="맑은 고딕" w:hAnsi="맑은 고딕" w:cs="맑은 고딕" w:hint="eastAsia"/>
+                <w:sz w:val="20"/>
+                <w:szCs w:val="20"/>
+              </w:rPr>
+              <w:t>.11</w:t>
+            </w:r>
+          </w:p>
+        </w:tc>
+      </w:tr>
+      <w:tr>
+        <w:trPr>
+          <w:trHeight w:val="489"/>
+        </w:trPr>
+        <w:tc>
+          <w:tcPr>
+            <w:tcW w:w="6941" w:type="dxa"/>
+          </w:tcPr>
+          <w:p>
+            <w:pPr>
+              <w:pStyle w:val="a"/>
+              <w:numPr>
+                <w:ilvl w:val="0"/>
+                <w:numId w:val="0"/>
+              </w:numPr>
+              <w:spacing w:line="216" w:lineRule="auto"/>
+              <w:ind w:left="215" w:hanging="215"/>
+              <w:rPr>
+                <w:rFonts w:ascii="맑은 고딕" w:eastAsia="맑은 고딕" w:hAnsi="맑은 고딕" w:cs="맑은 고딕"/>
+                <w:b/>
+                <w:bCs/>
+                <w:sz w:val="20"/>
+                <w:szCs w:val="20"/>
+              </w:rPr>
+            </w:pPr>
+            <w:proofErr w:type="gramStart"/>
+            <w:r>
+              <w:rPr>
+                <w:rFonts w:ascii="맑은 고딕" w:eastAsia="맑은 고딕" w:hAnsi="맑은 고딕" w:cs="맑은 고딕"/>
+                <w:b/>
+                <w:bCs/>
+                <w:sz w:val="20"/>
+                <w:szCs w:val="20"/>
+              </w:rPr>
               <w:t>private math teacher</w:t>
             </w:r>
+            <w:proofErr w:type="gramEnd"/>
           </w:p>
           <w:p>
             <w:pPr>
@@ -1552,13 +1816,23 @@
               </w:rPr>
               <w:t xml:space="preserve">· </w:t>
             </w:r>
-            <w:r>
-              <w:rPr>
-                <w:rFonts w:ascii="맑은 고딕" w:eastAsia="맑은 고딕" w:hAnsi="맑은 고딕" w:cs="맑은 고딕"/>
-                <w:sz w:val="20"/>
-                <w:szCs w:val="20"/>
-              </w:rPr>
-              <w:t xml:space="preserve">Aiffelthon </w:t>
+            <w:proofErr w:type="spellStart"/>
+            <w:r>
+              <w:rPr>
+                <w:rFonts w:ascii="맑은 고딕" w:eastAsia="맑은 고딕" w:hAnsi="맑은 고딕" w:cs="맑은 고딕"/>
+                <w:sz w:val="20"/>
+                <w:szCs w:val="20"/>
+              </w:rPr>
+              <w:t>Aiffelthon</w:t>
+            </w:r>
+            <w:proofErr w:type="spellEnd"/>
+            <w:r>
+              <w:rPr>
+                <w:rFonts w:ascii="맑은 고딕" w:eastAsia="맑은 고딕" w:hAnsi="맑은 고딕" w:cs="맑은 고딕"/>
+                <w:sz w:val="20"/>
+                <w:szCs w:val="20"/>
+              </w:rPr>
+              <w:t xml:space="preserve"> </w:t>
             </w:r>
             <w:r>
               <w:rPr>
@@ -1808,6 +2082,7 @@
               </w:rPr>
               <w:t xml:space="preserve">Recommendation system on </w:t>
             </w:r>
+            <w:proofErr w:type="spellStart"/>
             <w:r>
               <w:rPr>
                 <w:rFonts w:ascii="맑은 고딕" w:eastAsia="맑은 고딕" w:hAnsi="맑은 고딕" w:cs="맑은 고딕" w:hint="eastAsia"/>
@@ -1818,6 +2093,7 @@
               </w:rPr>
               <w:t>아이들나라</w:t>
             </w:r>
+            <w:proofErr w:type="spellEnd"/>
           </w:p>
           <w:p>
             <w:pPr>
@@ -2113,7 +2389,16 @@
                 <w:sz w:val="20"/>
                 <w:szCs w:val="20"/>
               </w:rPr>
-              <w:t>· n</w:t>
+              <w:t xml:space="preserve">· </w:t>
+            </w:r>
+            <w:proofErr w:type="spellStart"/>
+            <w:r>
+              <w:rPr>
+                <w:rFonts w:ascii="맑은 고딕" w:eastAsia="맑은 고딕" w:hAnsi="맑은 고딕" w:hint="eastAsia"/>
+                <w:sz w:val="20"/>
+                <w:szCs w:val="20"/>
+              </w:rPr>
+              <w:t>n</w:t>
             </w:r>
             <w:r>
               <w:rPr>
@@ -2123,6 +2408,7 @@
               </w:rPr>
               <w:t>umpy</w:t>
             </w:r>
+            <w:proofErr w:type="spellEnd"/>
           </w:p>
         </w:tc>
         <w:tc>
@@ -2446,6 +2732,7 @@
               </w:rPr>
               <w:t xml:space="preserve">· </w:t>
             </w:r>
+            <w:proofErr w:type="spellStart"/>
             <w:r>
               <w:rPr>
                 <w:rFonts w:ascii="맑은 고딕" w:eastAsia="맑은 고딕" w:hAnsi="맑은 고딕" w:cs="맑은 고딕" w:hint="eastAsia"/>
@@ -2462,6 +2749,7 @@
               </w:rPr>
               <w:t>ensorflow</w:t>
             </w:r>
+            <w:proofErr w:type="spellEnd"/>
           </w:p>
         </w:tc>
         <w:tc>
@@ -2491,6 +2779,7 @@
               </w:rPr>
               <w:t xml:space="preserve">· </w:t>
             </w:r>
+            <w:proofErr w:type="spellStart"/>
             <w:r>
               <w:rPr>
                 <w:rFonts w:ascii="맑은 고딕" w:eastAsia="맑은 고딕" w:hAnsi="맑은 고딕" w:hint="eastAsia"/>
@@ -2499,6 +2788,7 @@
               </w:rPr>
               <w:t>pytorch</w:t>
             </w:r>
+            <w:proofErr w:type="spellEnd"/>
           </w:p>
         </w:tc>
         <w:tc>
@@ -2528,6 +2818,7 @@
               </w:rPr>
               <w:t xml:space="preserve">· </w:t>
             </w:r>
+            <w:proofErr w:type="spellStart"/>
             <w:r>
               <w:rPr>
                 <w:rFonts w:ascii="맑은 고딕" w:eastAsia="맑은 고딕" w:hAnsi="맑은 고딕" w:cs="맑은 고딕" w:hint="eastAsia"/>
@@ -2536,6 +2827,7 @@
               </w:rPr>
               <w:t>keras</w:t>
             </w:r>
+            <w:proofErr w:type="spellEnd"/>
           </w:p>
         </w:tc>
         <w:tc>
@@ -2818,6 +3110,7 @@
               </w:rPr>
               <w:t xml:space="preserve">· </w:t>
             </w:r>
+            <w:proofErr w:type="spellStart"/>
             <w:r>
               <w:rPr>
                 <w:rFonts w:ascii="맑은 고딕" w:eastAsia="맑은 고딕" w:hAnsi="맑은 고딕" w:cs="맑은 고딕" w:hint="eastAsia"/>
@@ -2834,6 +3127,7 @@
               </w:rPr>
               <w:t>eX</w:t>
             </w:r>
+            <w:proofErr w:type="spellEnd"/>
           </w:p>
         </w:tc>
         <w:tc>
@@ -2908,13 +3202,23 @@
               </w:rPr>
               <w:t xml:space="preserve">· </w:t>
             </w:r>
-            <w:r>
-              <w:rPr>
-                <w:rFonts w:ascii="맑은 고딕" w:eastAsia="맑은 고딕" w:hAnsi="맑은 고딕" w:cs="맑은 고딕" w:hint="eastAsia"/>
-                <w:sz w:val="20"/>
-                <w:szCs w:val="20"/>
-              </w:rPr>
-              <w:t>github blog</w:t>
+            <w:proofErr w:type="spellStart"/>
+            <w:r>
+              <w:rPr>
+                <w:rFonts w:ascii="맑은 고딕" w:eastAsia="맑은 고딕" w:hAnsi="맑은 고딕" w:cs="맑은 고딕" w:hint="eastAsia"/>
+                <w:sz w:val="20"/>
+                <w:szCs w:val="20"/>
+              </w:rPr>
+              <w:t>github</w:t>
+            </w:r>
+            <w:proofErr w:type="spellEnd"/>
+            <w:r>
+              <w:rPr>
+                <w:rFonts w:ascii="맑은 고딕" w:eastAsia="맑은 고딕" w:hAnsi="맑은 고딕" w:cs="맑은 고딕" w:hint="eastAsia"/>
+                <w:sz w:val="20"/>
+                <w:szCs w:val="20"/>
+              </w:rPr>
+              <w:t xml:space="preserve"> blog</w:t>
             </w:r>
           </w:p>
         </w:tc>
@@ -2972,6 +3276,7 @@
                 <w:sz w:val="20"/>
                 <w:szCs w:val="20"/>
               </w:rPr>
+              <w:lastRenderedPageBreak/>
               <w:t>m</w:t>
             </w:r>
             <w:r>
@@ -3023,6 +3328,7 @@
               </w:rPr>
               <w:t xml:space="preserve">· </w:t>
             </w:r>
+            <w:proofErr w:type="spellStart"/>
             <w:r>
               <w:rPr>
                 <w:rFonts w:ascii="맑은 고딕" w:eastAsia="맑은 고딕" w:hAnsi="맑은 고딕" w:cs="맑은 고딕" w:hint="eastAsia"/>
@@ -3031,6 +3337,7 @@
               </w:rPr>
               <w:t>geogebra</w:t>
             </w:r>
+            <w:proofErr w:type="spellEnd"/>
           </w:p>
         </w:tc>
         <w:tc>
@@ -3068,13 +3375,23 @@
               </w:rPr>
               <w:t>(</w:t>
             </w:r>
-            <w:r>
-              <w:rPr>
-                <w:rFonts w:ascii="맑은 고딕" w:eastAsia="맑은 고딕" w:hAnsi="맑은 고딕" w:cs="맑은 고딕" w:hint="eastAsia"/>
-                <w:sz w:val="20"/>
-                <w:szCs w:val="20"/>
-              </w:rPr>
-              <w:t>mathematica)</w:t>
+            <w:proofErr w:type="spellStart"/>
+            <w:r>
+              <w:rPr>
+                <w:rFonts w:ascii="맑은 고딕" w:eastAsia="맑은 고딕" w:hAnsi="맑은 고딕" w:cs="맑은 고딕" w:hint="eastAsia"/>
+                <w:sz w:val="20"/>
+                <w:szCs w:val="20"/>
+              </w:rPr>
+              <w:t>mathematica</w:t>
+            </w:r>
+            <w:proofErr w:type="spellEnd"/>
+            <w:r>
+              <w:rPr>
+                <w:rFonts w:ascii="맑은 고딕" w:eastAsia="맑은 고딕" w:hAnsi="맑은 고딕" w:cs="맑은 고딕" w:hint="eastAsia"/>
+                <w:sz w:val="20"/>
+                <w:szCs w:val="20"/>
+              </w:rPr>
+              <w:t>)</w:t>
             </w:r>
           </w:p>
         </w:tc>
@@ -3111,7 +3428,25 @@
                 <w:sz w:val="20"/>
                 <w:szCs w:val="20"/>
               </w:rPr>
-              <w:t>(mathlab)</w:t>
+              <w:t>(</w:t>
+            </w:r>
+            <w:proofErr w:type="spellStart"/>
+            <w:r>
+              <w:rPr>
+                <w:rFonts w:ascii="맑은 고딕" w:eastAsia="맑은 고딕" w:hAnsi="맑은 고딕" w:cs="맑은 고딕" w:hint="eastAsia"/>
+                <w:sz w:val="20"/>
+                <w:szCs w:val="20"/>
+              </w:rPr>
+              <w:t>mathlab</w:t>
+            </w:r>
+            <w:proofErr w:type="spellEnd"/>
+            <w:r>
+              <w:rPr>
+                <w:rFonts w:ascii="맑은 고딕" w:eastAsia="맑은 고딕" w:hAnsi="맑은 고딕" w:cs="맑은 고딕" w:hint="eastAsia"/>
+                <w:sz w:val="20"/>
+                <w:szCs w:val="20"/>
+              </w:rPr>
+              <w:t>)</w:t>
             </w:r>
           </w:p>
         </w:tc>
@@ -3628,6 +3963,7 @@
                 <w:szCs w:val="20"/>
               </w:rPr>
             </w:pPr>
+            <w:proofErr w:type="spellStart"/>
             <w:r>
               <w:rPr>
                 <w:rFonts w:ascii="맑은 고딕" w:eastAsia="맑은 고딕" w:hAnsi="맑은 고딕" w:cs="맑은 고딕"/>
@@ -3636,7 +3972,18 @@
                 <w:sz w:val="20"/>
                 <w:szCs w:val="20"/>
               </w:rPr>
-              <w:t>ADsP (Advanced Data Analytics Semi-Professional)</w:t>
+              <w:t>ADsP</w:t>
+            </w:r>
+            <w:proofErr w:type="spellEnd"/>
+            <w:r>
+              <w:rPr>
+                <w:rFonts w:ascii="맑은 고딕" w:eastAsia="맑은 고딕" w:hAnsi="맑은 고딕" w:cs="맑은 고딕"/>
+                <w:b/>
+                <w:bCs/>
+                <w:sz w:val="20"/>
+                <w:szCs w:val="20"/>
+              </w:rPr>
+              <w:t xml:space="preserve"> (Advanced Data Analytics Semi-Professional)</w:t>
             </w:r>
           </w:p>
         </w:tc>
